--- a/assets/worksheets/fourier-series/worksheet.docx
+++ b/assets/worksheets/fourier-series/worksheet.docx
@@ -1762,7 +1762,7 @@
   <w:docDefaults>
     <w:rPrDefault>
       <w:rPr>
-        <w:rFonts w:asciiTheme="minorHAnsi" w:eastAsiaTheme="minorEastAsia" w:hAnsiTheme="minorHAnsi" w:cstheme="minorBidi"/>
+        <w:rFonts w:ascii="Arial" w:hAnsi="Arial" w:cs="Arial" w:eastAsia="Arial"/>
         <w:sz w:val="22"/>
         <w:szCs w:val="22"/>
         <w:lang w:val="en-US" w:eastAsia="en-US" w:bidi="ar-SA"/>
@@ -1921,7 +1921,7 @@
       <w:spacing w:after="120" w:line="264" w:lineRule="auto"/>
     </w:pPr>
     <w:rPr>
-      <w:rFonts w:ascii="Arial" w:hAnsi="Arial"/>
+      <w:rFonts w:ascii="Arial" w:hAnsi="Arial" w:cs="Arial" w:eastAsia="Arial"/>
       <w:b w:val="0"/>
       <w:color w:val="000000"/>
       <w:sz w:val="22"/>
@@ -1938,7 +1938,7 @@
       <w:spacing w:after="120" w:line="264" w:lineRule="auto"/>
     </w:pPr>
     <w:rPr>
-      <w:rFonts w:ascii="Arial" w:hAnsi="Arial"/>
+      <w:rFonts w:ascii="Arial" w:hAnsi="Arial" w:cs="Arial" w:eastAsia="Arial"/>
       <w:b w:val="0"/>
       <w:color w:val="000000"/>
       <w:sz w:val="18"/>
@@ -1962,7 +1962,7 @@
       <w:spacing w:after="120" w:line="264" w:lineRule="auto"/>
     </w:pPr>
     <w:rPr>
-      <w:rFonts w:ascii="Arial" w:hAnsi="Arial"/>
+      <w:rFonts w:ascii="Arial" w:hAnsi="Arial" w:cs="Arial" w:eastAsia="Arial"/>
       <w:b w:val="0"/>
       <w:color w:val="000000"/>
       <w:sz w:val="18"/>
@@ -1990,7 +1990,7 @@
       <w:outlineLvl w:val="0"/>
     </w:pPr>
     <w:rPr>
-      <w:rFonts w:asciiTheme="majorHAnsi" w:eastAsiaTheme="majorEastAsia" w:hAnsiTheme="majorHAnsi" w:cstheme="majorBidi" w:ascii="Arial" w:hAnsi="Arial"/>
+      <w:rFonts w:ascii="Arial" w:hAnsi="Arial" w:cs="Arial" w:eastAsia="Arial"/>
       <w:b/>
       <w:bCs/>
       <w:color w:val="000000"/>
@@ -2014,7 +2014,7 @@
       <w:outlineLvl w:val="1"/>
     </w:pPr>
     <w:rPr>
-      <w:rFonts w:asciiTheme="majorHAnsi" w:eastAsiaTheme="majorEastAsia" w:hAnsiTheme="majorHAnsi" w:cstheme="majorBidi" w:ascii="Arial" w:hAnsi="Arial"/>
+      <w:rFonts w:ascii="Arial" w:hAnsi="Arial" w:cs="Arial" w:eastAsia="Arial"/>
       <w:b/>
       <w:bCs/>
       <w:color w:val="000000"/>
@@ -2038,7 +2038,7 @@
       <w:outlineLvl w:val="2"/>
     </w:pPr>
     <w:rPr>
-      <w:rFonts w:asciiTheme="majorHAnsi" w:eastAsiaTheme="majorEastAsia" w:hAnsiTheme="majorHAnsi" w:cstheme="majorBidi"/>
+      <w:rFonts w:ascii="Arial" w:hAnsi="Arial" w:cs="Arial" w:eastAsia="Arial"/>
       <w:b/>
       <w:bCs/>
       <w:color w:val="4F81BD" w:themeColor="accent1"/>
@@ -2061,7 +2061,7 @@
       <w:outlineLvl w:val="3"/>
     </w:pPr>
     <w:rPr>
-      <w:rFonts w:asciiTheme="majorHAnsi" w:eastAsiaTheme="majorEastAsia" w:hAnsiTheme="majorHAnsi" w:cstheme="majorBidi"/>
+      <w:rFonts w:ascii="Arial" w:hAnsi="Arial" w:cs="Arial" w:eastAsia="Arial"/>
       <w:b/>
       <w:bCs/>
       <w:i/>
@@ -2086,7 +2086,7 @@
       <w:outlineLvl w:val="4"/>
     </w:pPr>
     <w:rPr>
-      <w:rFonts w:asciiTheme="majorHAnsi" w:eastAsiaTheme="majorEastAsia" w:hAnsiTheme="majorHAnsi" w:cstheme="majorBidi"/>
+      <w:rFonts w:ascii="Arial" w:hAnsi="Arial" w:cs="Arial" w:eastAsia="Arial"/>
       <w:color w:val="243F60" w:themeColor="accent1" w:themeShade="7F"/>
     </w:rPr>
   </w:style>
@@ -2107,7 +2107,7 @@
       <w:outlineLvl w:val="5"/>
     </w:pPr>
     <w:rPr>
-      <w:rFonts w:asciiTheme="majorHAnsi" w:eastAsiaTheme="majorEastAsia" w:hAnsiTheme="majorHAnsi" w:cstheme="majorBidi"/>
+      <w:rFonts w:ascii="Arial" w:hAnsi="Arial" w:cs="Arial" w:eastAsia="Arial"/>
       <w:i/>
       <w:iCs/>
       <w:color w:val="243F60" w:themeColor="accent1" w:themeShade="7F"/>
@@ -2130,7 +2130,7 @@
       <w:outlineLvl w:val="6"/>
     </w:pPr>
     <w:rPr>
-      <w:rFonts w:asciiTheme="majorHAnsi" w:eastAsiaTheme="majorEastAsia" w:hAnsiTheme="majorHAnsi" w:cstheme="majorBidi"/>
+      <w:rFonts w:ascii="Arial" w:hAnsi="Arial" w:cs="Arial" w:eastAsia="Arial"/>
       <w:i/>
       <w:iCs/>
       <w:color w:val="404040" w:themeColor="text1" w:themeTint="BF"/>
@@ -2153,7 +2153,7 @@
       <w:outlineLvl w:val="7"/>
     </w:pPr>
     <w:rPr>
-      <w:rFonts w:asciiTheme="majorHAnsi" w:eastAsiaTheme="majorEastAsia" w:hAnsiTheme="majorHAnsi" w:cstheme="majorBidi"/>
+      <w:rFonts w:ascii="Arial" w:hAnsi="Arial" w:cs="Arial" w:eastAsia="Arial"/>
       <w:color w:val="4F81BD" w:themeColor="accent1"/>
       <w:sz w:val="20"/>
       <w:szCs w:val="20"/>
@@ -2176,7 +2176,7 @@
       <w:outlineLvl w:val="8"/>
     </w:pPr>
     <w:rPr>
-      <w:rFonts w:asciiTheme="majorHAnsi" w:eastAsiaTheme="majorEastAsia" w:hAnsiTheme="majorHAnsi" w:cstheme="majorBidi"/>
+      <w:rFonts w:ascii="Arial" w:hAnsi="Arial" w:cs="Arial" w:eastAsia="Arial"/>
       <w:i/>
       <w:iCs/>
       <w:color w:val="404040" w:themeColor="text1" w:themeTint="BF"/>
@@ -2227,7 +2227,7 @@
     <w:uiPriority w:val="9"/>
     <w:rsid w:val="00FC693F"/>
     <w:rPr>
-      <w:rFonts w:asciiTheme="majorHAnsi" w:eastAsiaTheme="majorEastAsia" w:hAnsiTheme="majorHAnsi" w:cstheme="majorBidi"/>
+      <w:rFonts w:ascii="Arial" w:hAnsi="Arial" w:cs="Arial" w:eastAsia="Arial"/>
       <w:b/>
       <w:bCs/>
       <w:color w:val="365F91" w:themeColor="accent1" w:themeShade="BF"/>
@@ -2242,7 +2242,7 @@
     <w:uiPriority w:val="9"/>
     <w:rsid w:val="00FC693F"/>
     <w:rPr>
-      <w:rFonts w:asciiTheme="majorHAnsi" w:eastAsiaTheme="majorEastAsia" w:hAnsiTheme="majorHAnsi" w:cstheme="majorBidi"/>
+      <w:rFonts w:ascii="Arial" w:hAnsi="Arial" w:cs="Arial" w:eastAsia="Arial"/>
       <w:b/>
       <w:bCs/>
       <w:color w:val="4F81BD" w:themeColor="accent1"/>
@@ -2257,7 +2257,7 @@
     <w:uiPriority w:val="9"/>
     <w:rsid w:val="00FC693F"/>
     <w:rPr>
-      <w:rFonts w:asciiTheme="majorHAnsi" w:eastAsiaTheme="majorEastAsia" w:hAnsiTheme="majorHAnsi" w:cstheme="majorBidi"/>
+      <w:rFonts w:ascii="Arial" w:hAnsi="Arial" w:cs="Arial" w:eastAsia="Arial"/>
       <w:b/>
       <w:bCs/>
       <w:color w:val="4F81BD" w:themeColor="accent1"/>
@@ -2276,7 +2276,7 @@
       <w:contextualSpacing/>
     </w:pPr>
     <w:rPr>
-      <w:rFonts w:asciiTheme="majorHAnsi" w:eastAsiaTheme="majorEastAsia" w:hAnsiTheme="majorHAnsi" w:cstheme="majorBidi" w:ascii="Arial" w:hAnsi="Arial"/>
+      <w:rFonts w:ascii="Arial" w:hAnsi="Arial" w:cs="Arial" w:eastAsia="Arial"/>
       <w:b/>
       <w:color w:val="000000"/>
       <w:spacing w:val="5"/>
@@ -2292,7 +2292,7 @@
     <w:uiPriority w:val="10"/>
     <w:rsid w:val="00FC693F"/>
     <w:rPr>
-      <w:rFonts w:asciiTheme="majorHAnsi" w:eastAsiaTheme="majorEastAsia" w:hAnsiTheme="majorHAnsi" w:cstheme="majorBidi"/>
+      <w:rFonts w:ascii="Arial" w:hAnsi="Arial" w:cs="Arial" w:eastAsia="Arial"/>
       <w:color w:val="17365D" w:themeColor="text2" w:themeShade="BF"/>
       <w:spacing w:val="5"/>
       <w:kern w:val="28"/>
@@ -2315,7 +2315,7 @@
       <w:spacing w:after="120" w:line="264" w:lineRule="auto"/>
     </w:pPr>
     <w:rPr>
-      <w:rFonts w:asciiTheme="majorHAnsi" w:eastAsiaTheme="majorEastAsia" w:hAnsiTheme="majorHAnsi" w:cstheme="majorBidi" w:ascii="Arial" w:hAnsi="Arial"/>
+      <w:rFonts w:ascii="Arial" w:hAnsi="Arial" w:cs="Arial" w:eastAsia="Arial"/>
       <w:b w:val="0"/>
       <w:i/>
       <w:iCs/>
@@ -2332,7 +2332,7 @@
     <w:uiPriority w:val="11"/>
     <w:rsid w:val="00FC693F"/>
     <w:rPr>
-      <w:rFonts w:asciiTheme="majorHAnsi" w:eastAsiaTheme="majorEastAsia" w:hAnsiTheme="majorHAnsi" w:cstheme="majorBidi"/>
+      <w:rFonts w:ascii="Arial" w:hAnsi="Arial" w:cs="Arial" w:eastAsia="Arial"/>
       <w:i/>
       <w:iCs/>
       <w:color w:val="4F81BD" w:themeColor="accent1"/>
@@ -2461,7 +2461,7 @@
       <w:contextualSpacing/>
     </w:pPr>
     <w:rPr>
-      <w:rFonts w:ascii="Arial" w:hAnsi="Arial"/>
+      <w:rFonts w:ascii="Arial" w:hAnsi="Arial" w:cs="Arial" w:eastAsia="Arial"/>
       <w:b w:val="0"/>
       <w:color w:val="000000"/>
       <w:sz w:val="22"/>
@@ -2507,7 +2507,7 @@
       <w:contextualSpacing/>
     </w:pPr>
     <w:rPr>
-      <w:rFonts w:ascii="Arial" w:hAnsi="Arial"/>
+      <w:rFonts w:ascii="Arial" w:hAnsi="Arial" w:cs="Arial" w:eastAsia="Arial"/>
       <w:b w:val="0"/>
       <w:color w:val="000000"/>
       <w:sz w:val="22"/>
@@ -2593,7 +2593,7 @@
       </w:tabs>
     </w:pPr>
     <w:rPr>
-      <w:rFonts w:ascii="Courier" w:hAnsi="Courier"/>
+      <w:rFonts w:ascii="Arial" w:hAnsi="Arial" w:cs="Arial" w:eastAsia="Arial"/>
       <w:sz w:val="20"/>
       <w:szCs w:val="20"/>
     </w:rPr>
@@ -2605,7 +2605,7 @@
     <w:uiPriority w:val="99"/>
     <w:rsid w:val="0029639D"/>
     <w:rPr>
-      <w:rFonts w:ascii="Courier" w:hAnsi="Courier"/>
+      <w:rFonts w:ascii="Arial" w:hAnsi="Arial" w:cs="Arial" w:eastAsia="Arial"/>
       <w:sz w:val="20"/>
       <w:szCs w:val="20"/>
     </w:rPr>
@@ -2644,7 +2644,7 @@
     <w:semiHidden/>
     <w:rsid w:val="00FC693F"/>
     <w:rPr>
-      <w:rFonts w:asciiTheme="majorHAnsi" w:eastAsiaTheme="majorEastAsia" w:hAnsiTheme="majorHAnsi" w:cstheme="majorBidi"/>
+      <w:rFonts w:ascii="Arial" w:hAnsi="Arial" w:cs="Arial" w:eastAsia="Arial"/>
       <w:b/>
       <w:bCs/>
       <w:i/>
@@ -2660,7 +2660,7 @@
     <w:semiHidden/>
     <w:rsid w:val="00FC693F"/>
     <w:rPr>
-      <w:rFonts w:asciiTheme="majorHAnsi" w:eastAsiaTheme="majorEastAsia" w:hAnsiTheme="majorHAnsi" w:cstheme="majorBidi"/>
+      <w:rFonts w:ascii="Arial" w:hAnsi="Arial" w:cs="Arial" w:eastAsia="Arial"/>
       <w:color w:val="243F60" w:themeColor="accent1" w:themeShade="7F"/>
     </w:rPr>
   </w:style>
@@ -2672,7 +2672,7 @@
     <w:semiHidden/>
     <w:rsid w:val="00FC693F"/>
     <w:rPr>
-      <w:rFonts w:asciiTheme="majorHAnsi" w:eastAsiaTheme="majorEastAsia" w:hAnsiTheme="majorHAnsi" w:cstheme="majorBidi"/>
+      <w:rFonts w:ascii="Arial" w:hAnsi="Arial" w:cs="Arial" w:eastAsia="Arial"/>
       <w:i/>
       <w:iCs/>
       <w:color w:val="243F60" w:themeColor="accent1" w:themeShade="7F"/>
@@ -2686,7 +2686,7 @@
     <w:semiHidden/>
     <w:rsid w:val="00FC693F"/>
     <w:rPr>
-      <w:rFonts w:asciiTheme="majorHAnsi" w:eastAsiaTheme="majorEastAsia" w:hAnsiTheme="majorHAnsi" w:cstheme="majorBidi"/>
+      <w:rFonts w:ascii="Arial" w:hAnsi="Arial" w:cs="Arial" w:eastAsia="Arial"/>
       <w:i/>
       <w:iCs/>
       <w:color w:val="404040" w:themeColor="text1" w:themeTint="BF"/>
@@ -2700,7 +2700,7 @@
     <w:semiHidden/>
     <w:rsid w:val="00FC693F"/>
     <w:rPr>
-      <w:rFonts w:asciiTheme="majorHAnsi" w:eastAsiaTheme="majorEastAsia" w:hAnsiTheme="majorHAnsi" w:cstheme="majorBidi"/>
+      <w:rFonts w:ascii="Arial" w:hAnsi="Arial" w:cs="Arial" w:eastAsia="Arial"/>
       <w:color w:val="4F81BD" w:themeColor="accent1"/>
       <w:sz w:val="20"/>
       <w:szCs w:val="20"/>
@@ -2714,7 +2714,7 @@
     <w:semiHidden/>
     <w:rsid w:val="00FC693F"/>
     <w:rPr>
-      <w:rFonts w:asciiTheme="majorHAnsi" w:eastAsiaTheme="majorEastAsia" w:hAnsiTheme="majorHAnsi" w:cstheme="majorBidi"/>
+      <w:rFonts w:ascii="Arial" w:hAnsi="Arial" w:cs="Arial" w:eastAsia="Arial"/>
       <w:i/>
       <w:iCs/>
       <w:color w:val="404040" w:themeColor="text1" w:themeTint="BF"/>
@@ -4300,7 +4300,7 @@
         <w:spacing w:before="0" w:after="0" w:line="240" w:lineRule="auto"/>
       </w:pPr>
       <w:rPr>
-        <w:rFonts w:asciiTheme="majorHAnsi" w:eastAsiaTheme="majorEastAsia" w:hAnsiTheme="majorHAnsi" w:cstheme="majorBidi"/>
+        <w:rFonts w:ascii="Arial" w:hAnsi="Arial" w:cs="Arial" w:eastAsia="Arial"/>
         <w:b/>
         <w:bCs/>
       </w:rPr>
@@ -4321,7 +4321,7 @@
         <w:spacing w:before="0" w:after="0" w:line="240" w:lineRule="auto"/>
       </w:pPr>
       <w:rPr>
-        <w:rFonts w:asciiTheme="majorHAnsi" w:eastAsiaTheme="majorEastAsia" w:hAnsiTheme="majorHAnsi" w:cstheme="majorBidi"/>
+        <w:rFonts w:ascii="Arial" w:hAnsi="Arial" w:cs="Arial" w:eastAsia="Arial"/>
         <w:b/>
         <w:bCs/>
       </w:rPr>
@@ -4339,14 +4339,14 @@
     </w:tblStylePr>
     <w:tblStylePr w:type="firstCol">
       <w:rPr>
-        <w:rFonts w:asciiTheme="majorHAnsi" w:eastAsiaTheme="majorEastAsia" w:hAnsiTheme="majorHAnsi" w:cstheme="majorBidi"/>
+        <w:rFonts w:ascii="Arial" w:hAnsi="Arial" w:cs="Arial" w:eastAsia="Arial"/>
         <w:b/>
         <w:bCs/>
       </w:rPr>
     </w:tblStylePr>
     <w:tblStylePr w:type="lastCol">
       <w:rPr>
-        <w:rFonts w:asciiTheme="majorHAnsi" w:eastAsiaTheme="majorEastAsia" w:hAnsiTheme="majorHAnsi" w:cstheme="majorBidi"/>
+        <w:rFonts w:ascii="Arial" w:hAnsi="Arial" w:cs="Arial" w:eastAsia="Arial"/>
         <w:b/>
         <w:bCs/>
       </w:rPr>
@@ -4430,7 +4430,7 @@
         <w:spacing w:before="0" w:after="0" w:line="240" w:lineRule="auto"/>
       </w:pPr>
       <w:rPr>
-        <w:rFonts w:asciiTheme="majorHAnsi" w:eastAsiaTheme="majorEastAsia" w:hAnsiTheme="majorHAnsi" w:cstheme="majorBidi"/>
+        <w:rFonts w:ascii="Arial" w:hAnsi="Arial" w:cs="Arial" w:eastAsia="Arial"/>
         <w:b/>
         <w:bCs/>
       </w:rPr>
@@ -4451,7 +4451,7 @@
         <w:spacing w:before="0" w:after="0" w:line="240" w:lineRule="auto"/>
       </w:pPr>
       <w:rPr>
-        <w:rFonts w:asciiTheme="majorHAnsi" w:eastAsiaTheme="majorEastAsia" w:hAnsiTheme="majorHAnsi" w:cstheme="majorBidi"/>
+        <w:rFonts w:ascii="Arial" w:hAnsi="Arial" w:cs="Arial" w:eastAsia="Arial"/>
         <w:b/>
         <w:bCs/>
       </w:rPr>
@@ -4469,14 +4469,14 @@
     </w:tblStylePr>
     <w:tblStylePr w:type="firstCol">
       <w:rPr>
-        <w:rFonts w:asciiTheme="majorHAnsi" w:eastAsiaTheme="majorEastAsia" w:hAnsiTheme="majorHAnsi" w:cstheme="majorBidi"/>
+        <w:rFonts w:ascii="Arial" w:hAnsi="Arial" w:cs="Arial" w:eastAsia="Arial"/>
         <w:b/>
         <w:bCs/>
       </w:rPr>
     </w:tblStylePr>
     <w:tblStylePr w:type="lastCol">
       <w:rPr>
-        <w:rFonts w:asciiTheme="majorHAnsi" w:eastAsiaTheme="majorEastAsia" w:hAnsiTheme="majorHAnsi" w:cstheme="majorBidi"/>
+        <w:rFonts w:ascii="Arial" w:hAnsi="Arial" w:cs="Arial" w:eastAsia="Arial"/>
         <w:b/>
         <w:bCs/>
       </w:rPr>
@@ -4560,7 +4560,7 @@
         <w:spacing w:before="0" w:after="0" w:line="240" w:lineRule="auto"/>
       </w:pPr>
       <w:rPr>
-        <w:rFonts w:asciiTheme="majorHAnsi" w:eastAsiaTheme="majorEastAsia" w:hAnsiTheme="majorHAnsi" w:cstheme="majorBidi"/>
+        <w:rFonts w:ascii="Arial" w:hAnsi="Arial" w:cs="Arial" w:eastAsia="Arial"/>
         <w:b/>
         <w:bCs/>
       </w:rPr>
@@ -4581,7 +4581,7 @@
         <w:spacing w:before="0" w:after="0" w:line="240" w:lineRule="auto"/>
       </w:pPr>
       <w:rPr>
-        <w:rFonts w:asciiTheme="majorHAnsi" w:eastAsiaTheme="majorEastAsia" w:hAnsiTheme="majorHAnsi" w:cstheme="majorBidi"/>
+        <w:rFonts w:ascii="Arial" w:hAnsi="Arial" w:cs="Arial" w:eastAsia="Arial"/>
         <w:b/>
         <w:bCs/>
       </w:rPr>
@@ -4599,14 +4599,14 @@
     </w:tblStylePr>
     <w:tblStylePr w:type="firstCol">
       <w:rPr>
-        <w:rFonts w:asciiTheme="majorHAnsi" w:eastAsiaTheme="majorEastAsia" w:hAnsiTheme="majorHAnsi" w:cstheme="majorBidi"/>
+        <w:rFonts w:ascii="Arial" w:hAnsi="Arial" w:cs="Arial" w:eastAsia="Arial"/>
         <w:b/>
         <w:bCs/>
       </w:rPr>
     </w:tblStylePr>
     <w:tblStylePr w:type="lastCol">
       <w:rPr>
-        <w:rFonts w:asciiTheme="majorHAnsi" w:eastAsiaTheme="majorEastAsia" w:hAnsiTheme="majorHAnsi" w:cstheme="majorBidi"/>
+        <w:rFonts w:ascii="Arial" w:hAnsi="Arial" w:cs="Arial" w:eastAsia="Arial"/>
         <w:b/>
         <w:bCs/>
       </w:rPr>
@@ -4690,7 +4690,7 @@
         <w:spacing w:before="0" w:after="0" w:line="240" w:lineRule="auto"/>
       </w:pPr>
       <w:rPr>
-        <w:rFonts w:asciiTheme="majorHAnsi" w:eastAsiaTheme="majorEastAsia" w:hAnsiTheme="majorHAnsi" w:cstheme="majorBidi"/>
+        <w:rFonts w:ascii="Arial" w:hAnsi="Arial" w:cs="Arial" w:eastAsia="Arial"/>
         <w:b/>
         <w:bCs/>
       </w:rPr>
@@ -4711,7 +4711,7 @@
         <w:spacing w:before="0" w:after="0" w:line="240" w:lineRule="auto"/>
       </w:pPr>
       <w:rPr>
-        <w:rFonts w:asciiTheme="majorHAnsi" w:eastAsiaTheme="majorEastAsia" w:hAnsiTheme="majorHAnsi" w:cstheme="majorBidi"/>
+        <w:rFonts w:ascii="Arial" w:hAnsi="Arial" w:cs="Arial" w:eastAsia="Arial"/>
         <w:b/>
         <w:bCs/>
       </w:rPr>
@@ -4729,14 +4729,14 @@
     </w:tblStylePr>
     <w:tblStylePr w:type="firstCol">
       <w:rPr>
-        <w:rFonts w:asciiTheme="majorHAnsi" w:eastAsiaTheme="majorEastAsia" w:hAnsiTheme="majorHAnsi" w:cstheme="majorBidi"/>
+        <w:rFonts w:ascii="Arial" w:hAnsi="Arial" w:cs="Arial" w:eastAsia="Arial"/>
         <w:b/>
         <w:bCs/>
       </w:rPr>
     </w:tblStylePr>
     <w:tblStylePr w:type="lastCol">
       <w:rPr>
-        <w:rFonts w:asciiTheme="majorHAnsi" w:eastAsiaTheme="majorEastAsia" w:hAnsiTheme="majorHAnsi" w:cstheme="majorBidi"/>
+        <w:rFonts w:ascii="Arial" w:hAnsi="Arial" w:cs="Arial" w:eastAsia="Arial"/>
         <w:b/>
         <w:bCs/>
       </w:rPr>
@@ -4820,7 +4820,7 @@
         <w:spacing w:before="0" w:after="0" w:line="240" w:lineRule="auto"/>
       </w:pPr>
       <w:rPr>
-        <w:rFonts w:asciiTheme="majorHAnsi" w:eastAsiaTheme="majorEastAsia" w:hAnsiTheme="majorHAnsi" w:cstheme="majorBidi"/>
+        <w:rFonts w:ascii="Arial" w:hAnsi="Arial" w:cs="Arial" w:eastAsia="Arial"/>
         <w:b/>
         <w:bCs/>
       </w:rPr>
@@ -4841,7 +4841,7 @@
         <w:spacing w:before="0" w:after="0" w:line="240" w:lineRule="auto"/>
       </w:pPr>
       <w:rPr>
-        <w:rFonts w:asciiTheme="majorHAnsi" w:eastAsiaTheme="majorEastAsia" w:hAnsiTheme="majorHAnsi" w:cstheme="majorBidi"/>
+        <w:rFonts w:ascii="Arial" w:hAnsi="Arial" w:cs="Arial" w:eastAsia="Arial"/>
         <w:b/>
         <w:bCs/>
       </w:rPr>
@@ -4859,14 +4859,14 @@
     </w:tblStylePr>
     <w:tblStylePr w:type="firstCol">
       <w:rPr>
-        <w:rFonts w:asciiTheme="majorHAnsi" w:eastAsiaTheme="majorEastAsia" w:hAnsiTheme="majorHAnsi" w:cstheme="majorBidi"/>
+        <w:rFonts w:ascii="Arial" w:hAnsi="Arial" w:cs="Arial" w:eastAsia="Arial"/>
         <w:b/>
         <w:bCs/>
       </w:rPr>
     </w:tblStylePr>
     <w:tblStylePr w:type="lastCol">
       <w:rPr>
-        <w:rFonts w:asciiTheme="majorHAnsi" w:eastAsiaTheme="majorEastAsia" w:hAnsiTheme="majorHAnsi" w:cstheme="majorBidi"/>
+        <w:rFonts w:ascii="Arial" w:hAnsi="Arial" w:cs="Arial" w:eastAsia="Arial"/>
         <w:b/>
         <w:bCs/>
       </w:rPr>
@@ -4950,7 +4950,7 @@
         <w:spacing w:before="0" w:after="0" w:line="240" w:lineRule="auto"/>
       </w:pPr>
       <w:rPr>
-        <w:rFonts w:asciiTheme="majorHAnsi" w:eastAsiaTheme="majorEastAsia" w:hAnsiTheme="majorHAnsi" w:cstheme="majorBidi"/>
+        <w:rFonts w:ascii="Arial" w:hAnsi="Arial" w:cs="Arial" w:eastAsia="Arial"/>
         <w:b/>
         <w:bCs/>
       </w:rPr>
@@ -4971,7 +4971,7 @@
         <w:spacing w:before="0" w:after="0" w:line="240" w:lineRule="auto"/>
       </w:pPr>
       <w:rPr>
-        <w:rFonts w:asciiTheme="majorHAnsi" w:eastAsiaTheme="majorEastAsia" w:hAnsiTheme="majorHAnsi" w:cstheme="majorBidi"/>
+        <w:rFonts w:ascii="Arial" w:hAnsi="Arial" w:cs="Arial" w:eastAsia="Arial"/>
         <w:b/>
         <w:bCs/>
       </w:rPr>
@@ -4989,14 +4989,14 @@
     </w:tblStylePr>
     <w:tblStylePr w:type="firstCol">
       <w:rPr>
-        <w:rFonts w:asciiTheme="majorHAnsi" w:eastAsiaTheme="majorEastAsia" w:hAnsiTheme="majorHAnsi" w:cstheme="majorBidi"/>
+        <w:rFonts w:ascii="Arial" w:hAnsi="Arial" w:cs="Arial" w:eastAsia="Arial"/>
         <w:b/>
         <w:bCs/>
       </w:rPr>
     </w:tblStylePr>
     <w:tblStylePr w:type="lastCol">
       <w:rPr>
-        <w:rFonts w:asciiTheme="majorHAnsi" w:eastAsiaTheme="majorEastAsia" w:hAnsiTheme="majorHAnsi" w:cstheme="majorBidi"/>
+        <w:rFonts w:ascii="Arial" w:hAnsi="Arial" w:cs="Arial" w:eastAsia="Arial"/>
         <w:b/>
         <w:bCs/>
       </w:rPr>
@@ -5080,7 +5080,7 @@
         <w:spacing w:before="0" w:after="0" w:line="240" w:lineRule="auto"/>
       </w:pPr>
       <w:rPr>
-        <w:rFonts w:asciiTheme="majorHAnsi" w:eastAsiaTheme="majorEastAsia" w:hAnsiTheme="majorHAnsi" w:cstheme="majorBidi"/>
+        <w:rFonts w:ascii="Arial" w:hAnsi="Arial" w:cs="Arial" w:eastAsia="Arial"/>
         <w:b/>
         <w:bCs/>
       </w:rPr>
@@ -5101,7 +5101,7 @@
         <w:spacing w:before="0" w:after="0" w:line="240" w:lineRule="auto"/>
       </w:pPr>
       <w:rPr>
-        <w:rFonts w:asciiTheme="majorHAnsi" w:eastAsiaTheme="majorEastAsia" w:hAnsiTheme="majorHAnsi" w:cstheme="majorBidi"/>
+        <w:rFonts w:ascii="Arial" w:hAnsi="Arial" w:cs="Arial" w:eastAsia="Arial"/>
         <w:b/>
         <w:bCs/>
       </w:rPr>
@@ -5119,14 +5119,14 @@
     </w:tblStylePr>
     <w:tblStylePr w:type="firstCol">
       <w:rPr>
-        <w:rFonts w:asciiTheme="majorHAnsi" w:eastAsiaTheme="majorEastAsia" w:hAnsiTheme="majorHAnsi" w:cstheme="majorBidi"/>
+        <w:rFonts w:ascii="Arial" w:hAnsi="Arial" w:cs="Arial" w:eastAsia="Arial"/>
         <w:b/>
         <w:bCs/>
       </w:rPr>
     </w:tblStylePr>
     <w:tblStylePr w:type="lastCol">
       <w:rPr>
-        <w:rFonts w:asciiTheme="majorHAnsi" w:eastAsiaTheme="majorEastAsia" w:hAnsiTheme="majorHAnsi" w:cstheme="majorBidi"/>
+        <w:rFonts w:ascii="Arial" w:hAnsi="Arial" w:cs="Arial" w:eastAsia="Arial"/>
         <w:b/>
         <w:bCs/>
       </w:rPr>
@@ -6991,7 +6991,7 @@
     </w:tblPr>
     <w:tblStylePr w:type="firstRow">
       <w:rPr>
-        <w:rFonts w:asciiTheme="majorHAnsi" w:eastAsiaTheme="majorEastAsia" w:hAnsiTheme="majorHAnsi" w:cstheme="majorBidi"/>
+        <w:rFonts w:ascii="Arial" w:hAnsi="Arial" w:cs="Arial" w:eastAsia="Arial"/>
       </w:rPr>
       <w:tblPr/>
       <w:tcPr>
@@ -7075,7 +7075,7 @@
     </w:tblPr>
     <w:tblStylePr w:type="firstRow">
       <w:rPr>
-        <w:rFonts w:asciiTheme="majorHAnsi" w:eastAsiaTheme="majorEastAsia" w:hAnsiTheme="majorHAnsi" w:cstheme="majorBidi"/>
+        <w:rFonts w:ascii="Arial" w:hAnsi="Arial" w:cs="Arial" w:eastAsia="Arial"/>
       </w:rPr>
       <w:tblPr/>
       <w:tcPr>
@@ -7159,7 +7159,7 @@
     </w:tblPr>
     <w:tblStylePr w:type="firstRow">
       <w:rPr>
-        <w:rFonts w:asciiTheme="majorHAnsi" w:eastAsiaTheme="majorEastAsia" w:hAnsiTheme="majorHAnsi" w:cstheme="majorBidi"/>
+        <w:rFonts w:ascii="Arial" w:hAnsi="Arial" w:cs="Arial" w:eastAsia="Arial"/>
       </w:rPr>
       <w:tblPr/>
       <w:tcPr>
@@ -7243,7 +7243,7 @@
     </w:tblPr>
     <w:tblStylePr w:type="firstRow">
       <w:rPr>
-        <w:rFonts w:asciiTheme="majorHAnsi" w:eastAsiaTheme="majorEastAsia" w:hAnsiTheme="majorHAnsi" w:cstheme="majorBidi"/>
+        <w:rFonts w:ascii="Arial" w:hAnsi="Arial" w:cs="Arial" w:eastAsia="Arial"/>
       </w:rPr>
       <w:tblPr/>
       <w:tcPr>
@@ -7327,7 +7327,7 @@
     </w:tblPr>
     <w:tblStylePr w:type="firstRow">
       <w:rPr>
-        <w:rFonts w:asciiTheme="majorHAnsi" w:eastAsiaTheme="majorEastAsia" w:hAnsiTheme="majorHAnsi" w:cstheme="majorBidi"/>
+        <w:rFonts w:ascii="Arial" w:hAnsi="Arial" w:cs="Arial" w:eastAsia="Arial"/>
       </w:rPr>
       <w:tblPr/>
       <w:tcPr>
@@ -7411,7 +7411,7 @@
     </w:tblPr>
     <w:tblStylePr w:type="firstRow">
       <w:rPr>
-        <w:rFonts w:asciiTheme="majorHAnsi" w:eastAsiaTheme="majorEastAsia" w:hAnsiTheme="majorHAnsi" w:cstheme="majorBidi"/>
+        <w:rFonts w:ascii="Arial" w:hAnsi="Arial" w:cs="Arial" w:eastAsia="Arial"/>
       </w:rPr>
       <w:tblPr/>
       <w:tcPr>
@@ -7495,7 +7495,7 @@
     </w:tblPr>
     <w:tblStylePr w:type="firstRow">
       <w:rPr>
-        <w:rFonts w:asciiTheme="majorHAnsi" w:eastAsiaTheme="majorEastAsia" w:hAnsiTheme="majorHAnsi" w:cstheme="majorBidi"/>
+        <w:rFonts w:ascii="Arial" w:hAnsi="Arial" w:cs="Arial" w:eastAsia="Arial"/>
       </w:rPr>
       <w:tblPr/>
       <w:tcPr>
@@ -7560,7 +7560,7 @@
       <w:spacing w:after="0" w:line="240" w:lineRule="auto"/>
     </w:pPr>
     <w:rPr>
-      <w:rFonts w:asciiTheme="majorHAnsi" w:eastAsiaTheme="majorEastAsia" w:hAnsiTheme="majorHAnsi" w:cstheme="majorBidi"/>
+      <w:rFonts w:ascii="Arial" w:hAnsi="Arial" w:cs="Arial" w:eastAsia="Arial"/>
       <w:color w:val="000000" w:themeColor="text1"/>
     </w:rPr>
     <w:tblPr>
@@ -7688,7 +7688,7 @@
       <w:spacing w:after="0" w:line="240" w:lineRule="auto"/>
     </w:pPr>
     <w:rPr>
-      <w:rFonts w:asciiTheme="majorHAnsi" w:eastAsiaTheme="majorEastAsia" w:hAnsiTheme="majorHAnsi" w:cstheme="majorBidi"/>
+      <w:rFonts w:ascii="Arial" w:hAnsi="Arial" w:cs="Arial" w:eastAsia="Arial"/>
       <w:color w:val="000000" w:themeColor="text1"/>
     </w:rPr>
     <w:tblPr>
@@ -7816,7 +7816,7 @@
       <w:spacing w:after="0" w:line="240" w:lineRule="auto"/>
     </w:pPr>
     <w:rPr>
-      <w:rFonts w:asciiTheme="majorHAnsi" w:eastAsiaTheme="majorEastAsia" w:hAnsiTheme="majorHAnsi" w:cstheme="majorBidi"/>
+      <w:rFonts w:ascii="Arial" w:hAnsi="Arial" w:cs="Arial" w:eastAsia="Arial"/>
       <w:color w:val="000000" w:themeColor="text1"/>
     </w:rPr>
     <w:tblPr>
@@ -7944,7 +7944,7 @@
       <w:spacing w:after="0" w:line="240" w:lineRule="auto"/>
     </w:pPr>
     <w:rPr>
-      <w:rFonts w:asciiTheme="majorHAnsi" w:eastAsiaTheme="majorEastAsia" w:hAnsiTheme="majorHAnsi" w:cstheme="majorBidi"/>
+      <w:rFonts w:ascii="Arial" w:hAnsi="Arial" w:cs="Arial" w:eastAsia="Arial"/>
       <w:color w:val="000000" w:themeColor="text1"/>
     </w:rPr>
     <w:tblPr>
@@ -8072,7 +8072,7 @@
       <w:spacing w:after="0" w:line="240" w:lineRule="auto"/>
     </w:pPr>
     <w:rPr>
-      <w:rFonts w:asciiTheme="majorHAnsi" w:eastAsiaTheme="majorEastAsia" w:hAnsiTheme="majorHAnsi" w:cstheme="majorBidi"/>
+      <w:rFonts w:ascii="Arial" w:hAnsi="Arial" w:cs="Arial" w:eastAsia="Arial"/>
       <w:color w:val="000000" w:themeColor="text1"/>
     </w:rPr>
     <w:tblPr>
@@ -8200,7 +8200,7 @@
       <w:spacing w:after="0" w:line="240" w:lineRule="auto"/>
     </w:pPr>
     <w:rPr>
-      <w:rFonts w:asciiTheme="majorHAnsi" w:eastAsiaTheme="majorEastAsia" w:hAnsiTheme="majorHAnsi" w:cstheme="majorBidi"/>
+      <w:rFonts w:ascii="Arial" w:hAnsi="Arial" w:cs="Arial" w:eastAsia="Arial"/>
       <w:color w:val="000000" w:themeColor="text1"/>
     </w:rPr>
     <w:tblPr>
@@ -8328,7 +8328,7 @@
       <w:spacing w:after="0" w:line="240" w:lineRule="auto"/>
     </w:pPr>
     <w:rPr>
-      <w:rFonts w:asciiTheme="majorHAnsi" w:eastAsiaTheme="majorEastAsia" w:hAnsiTheme="majorHAnsi" w:cstheme="majorBidi"/>
+      <w:rFonts w:ascii="Arial" w:hAnsi="Arial" w:cs="Arial" w:eastAsia="Arial"/>
       <w:color w:val="000000" w:themeColor="text1"/>
     </w:rPr>
     <w:tblPr>
@@ -8967,7 +8967,7 @@
       <w:spacing w:after="0" w:line="240" w:lineRule="auto"/>
     </w:pPr>
     <w:rPr>
-      <w:rFonts w:asciiTheme="majorHAnsi" w:eastAsiaTheme="majorEastAsia" w:hAnsiTheme="majorHAnsi" w:cstheme="majorBidi"/>
+      <w:rFonts w:ascii="Arial" w:hAnsi="Arial" w:cs="Arial" w:eastAsia="Arial"/>
       <w:color w:val="000000" w:themeColor="text1"/>
     </w:rPr>
     <w:tblPr>
@@ -9092,7 +9092,7 @@
       <w:spacing w:after="0" w:line="240" w:lineRule="auto"/>
     </w:pPr>
     <w:rPr>
-      <w:rFonts w:asciiTheme="majorHAnsi" w:eastAsiaTheme="majorEastAsia" w:hAnsiTheme="majorHAnsi" w:cstheme="majorBidi"/>
+      <w:rFonts w:ascii="Arial" w:hAnsi="Arial" w:cs="Arial" w:eastAsia="Arial"/>
       <w:color w:val="000000" w:themeColor="text1"/>
     </w:rPr>
     <w:tblPr>
@@ -9217,7 +9217,7 @@
       <w:spacing w:after="0" w:line="240" w:lineRule="auto"/>
     </w:pPr>
     <w:rPr>
-      <w:rFonts w:asciiTheme="majorHAnsi" w:eastAsiaTheme="majorEastAsia" w:hAnsiTheme="majorHAnsi" w:cstheme="majorBidi"/>
+      <w:rFonts w:ascii="Arial" w:hAnsi="Arial" w:cs="Arial" w:eastAsia="Arial"/>
       <w:color w:val="000000" w:themeColor="text1"/>
     </w:rPr>
     <w:tblPr>
@@ -9342,7 +9342,7 @@
       <w:spacing w:after="0" w:line="240" w:lineRule="auto"/>
     </w:pPr>
     <w:rPr>
-      <w:rFonts w:asciiTheme="majorHAnsi" w:eastAsiaTheme="majorEastAsia" w:hAnsiTheme="majorHAnsi" w:cstheme="majorBidi"/>
+      <w:rFonts w:ascii="Arial" w:hAnsi="Arial" w:cs="Arial" w:eastAsia="Arial"/>
       <w:color w:val="000000" w:themeColor="text1"/>
     </w:rPr>
     <w:tblPr>
@@ -9467,7 +9467,7 @@
       <w:spacing w:after="0" w:line="240" w:lineRule="auto"/>
     </w:pPr>
     <w:rPr>
-      <w:rFonts w:asciiTheme="majorHAnsi" w:eastAsiaTheme="majorEastAsia" w:hAnsiTheme="majorHAnsi" w:cstheme="majorBidi"/>
+      <w:rFonts w:ascii="Arial" w:hAnsi="Arial" w:cs="Arial" w:eastAsia="Arial"/>
       <w:color w:val="000000" w:themeColor="text1"/>
     </w:rPr>
     <w:tblPr>
@@ -9592,7 +9592,7 @@
       <w:spacing w:after="0" w:line="240" w:lineRule="auto"/>
     </w:pPr>
     <w:rPr>
-      <w:rFonts w:asciiTheme="majorHAnsi" w:eastAsiaTheme="majorEastAsia" w:hAnsiTheme="majorHAnsi" w:cstheme="majorBidi"/>
+      <w:rFonts w:ascii="Arial" w:hAnsi="Arial" w:cs="Arial" w:eastAsia="Arial"/>
       <w:color w:val="000000" w:themeColor="text1"/>
     </w:rPr>
     <w:tblPr>
@@ -9717,7 +9717,7 @@
       <w:spacing w:after="0" w:line="240" w:lineRule="auto"/>
     </w:pPr>
     <w:rPr>
-      <w:rFonts w:asciiTheme="majorHAnsi" w:eastAsiaTheme="majorEastAsia" w:hAnsiTheme="majorHAnsi" w:cstheme="majorBidi"/>
+      <w:rFonts w:ascii="Arial" w:hAnsi="Arial" w:cs="Arial" w:eastAsia="Arial"/>
       <w:color w:val="000000" w:themeColor="text1"/>
     </w:rPr>
     <w:tblPr>
@@ -13632,7 +13632,7 @@
   <w:docDefaults>
     <w:rPrDefault>
       <w:rPr>
-        <w:rFonts w:asciiTheme="minorHAnsi" w:eastAsiaTheme="minorEastAsia" w:hAnsiTheme="minorHAnsi" w:cstheme="minorBidi"/>
+        <w:rFonts w:ascii="Arial" w:hAnsi="Arial" w:cs="Arial" w:eastAsia="Arial"/>
         <w:sz w:val="22"/>
         <w:szCs w:val="22"/>
         <w:lang w:val="en-US" w:eastAsia="en-US" w:bidi="ar-SA"/>
@@ -13803,7 +13803,7 @@
       <w:outlineLvl w:val="0"/>
     </w:pPr>
     <w:rPr>
-      <w:rFonts w:asciiTheme="majorHAnsi" w:eastAsiaTheme="majorEastAsia" w:hAnsiTheme="majorHAnsi" w:cstheme="majorBidi"/>
+      <w:rFonts w:ascii="Arial" w:hAnsi="Arial" w:cs="Arial" w:eastAsia="Arial"/>
       <w:b/>
       <w:bCs/>
       <w:color w:val="365F91" w:themeColor="accent1" w:themeShade="BF"/>
@@ -13827,7 +13827,7 @@
       <w:outlineLvl w:val="1"/>
     </w:pPr>
     <w:rPr>
-      <w:rFonts w:asciiTheme="majorHAnsi" w:eastAsiaTheme="majorEastAsia" w:hAnsiTheme="majorHAnsi" w:cstheme="majorBidi"/>
+      <w:rFonts w:ascii="Arial" w:hAnsi="Arial" w:cs="Arial" w:eastAsia="Arial"/>
       <w:b/>
       <w:bCs/>
       <w:color w:val="4F81BD" w:themeColor="accent1"/>
@@ -13851,7 +13851,7 @@
       <w:outlineLvl w:val="2"/>
     </w:pPr>
     <w:rPr>
-      <w:rFonts w:asciiTheme="majorHAnsi" w:eastAsiaTheme="majorEastAsia" w:hAnsiTheme="majorHAnsi" w:cstheme="majorBidi"/>
+      <w:rFonts w:ascii="Arial" w:hAnsi="Arial" w:cs="Arial" w:eastAsia="Arial"/>
       <w:b/>
       <w:bCs/>
       <w:color w:val="4F81BD" w:themeColor="accent1"/>
@@ -13874,7 +13874,7 @@
       <w:outlineLvl w:val="3"/>
     </w:pPr>
     <w:rPr>
-      <w:rFonts w:asciiTheme="majorHAnsi" w:eastAsiaTheme="majorEastAsia" w:hAnsiTheme="majorHAnsi" w:cstheme="majorBidi"/>
+      <w:rFonts w:ascii="Arial" w:hAnsi="Arial" w:cs="Arial" w:eastAsia="Arial"/>
       <w:b/>
       <w:bCs/>
       <w:i/>
@@ -13899,7 +13899,7 @@
       <w:outlineLvl w:val="4"/>
     </w:pPr>
     <w:rPr>
-      <w:rFonts w:asciiTheme="majorHAnsi" w:eastAsiaTheme="majorEastAsia" w:hAnsiTheme="majorHAnsi" w:cstheme="majorBidi"/>
+      <w:rFonts w:ascii="Arial" w:hAnsi="Arial" w:cs="Arial" w:eastAsia="Arial"/>
       <w:color w:val="243F60" w:themeColor="accent1" w:themeShade="7F"/>
     </w:rPr>
   </w:style>
@@ -13920,7 +13920,7 @@
       <w:outlineLvl w:val="5"/>
     </w:pPr>
     <w:rPr>
-      <w:rFonts w:asciiTheme="majorHAnsi" w:eastAsiaTheme="majorEastAsia" w:hAnsiTheme="majorHAnsi" w:cstheme="majorBidi"/>
+      <w:rFonts w:ascii="Arial" w:hAnsi="Arial" w:cs="Arial" w:eastAsia="Arial"/>
       <w:i/>
       <w:iCs/>
       <w:color w:val="243F60" w:themeColor="accent1" w:themeShade="7F"/>
@@ -13943,7 +13943,7 @@
       <w:outlineLvl w:val="6"/>
     </w:pPr>
     <w:rPr>
-      <w:rFonts w:asciiTheme="majorHAnsi" w:eastAsiaTheme="majorEastAsia" w:hAnsiTheme="majorHAnsi" w:cstheme="majorBidi"/>
+      <w:rFonts w:ascii="Arial" w:hAnsi="Arial" w:cs="Arial" w:eastAsia="Arial"/>
       <w:i/>
       <w:iCs/>
       <w:color w:val="404040" w:themeColor="text1" w:themeTint="BF"/>
@@ -13966,7 +13966,7 @@
       <w:outlineLvl w:val="7"/>
     </w:pPr>
     <w:rPr>
-      <w:rFonts w:asciiTheme="majorHAnsi" w:eastAsiaTheme="majorEastAsia" w:hAnsiTheme="majorHAnsi" w:cstheme="majorBidi"/>
+      <w:rFonts w:ascii="Arial" w:hAnsi="Arial" w:cs="Arial" w:eastAsia="Arial"/>
       <w:color w:val="4F81BD" w:themeColor="accent1"/>
       <w:sz w:val="20"/>
       <w:szCs w:val="20"/>
@@ -13989,7 +13989,7 @@
       <w:outlineLvl w:val="8"/>
     </w:pPr>
     <w:rPr>
-      <w:rFonts w:asciiTheme="majorHAnsi" w:eastAsiaTheme="majorEastAsia" w:hAnsiTheme="majorHAnsi" w:cstheme="majorBidi"/>
+      <w:rFonts w:ascii="Arial" w:hAnsi="Arial" w:cs="Arial" w:eastAsia="Arial"/>
       <w:i/>
       <w:iCs/>
       <w:color w:val="404040" w:themeColor="text1" w:themeTint="BF"/>
@@ -14040,7 +14040,7 @@
     <w:uiPriority w:val="9"/>
     <w:rsid w:val="00FC693F"/>
     <w:rPr>
-      <w:rFonts w:asciiTheme="majorHAnsi" w:eastAsiaTheme="majorEastAsia" w:hAnsiTheme="majorHAnsi" w:cstheme="majorBidi"/>
+      <w:rFonts w:ascii="Arial" w:hAnsi="Arial" w:cs="Arial" w:eastAsia="Arial"/>
       <w:b/>
       <w:bCs/>
       <w:color w:val="365F91" w:themeColor="accent1" w:themeShade="BF"/>
@@ -14055,7 +14055,7 @@
     <w:uiPriority w:val="9"/>
     <w:rsid w:val="00FC693F"/>
     <w:rPr>
-      <w:rFonts w:asciiTheme="majorHAnsi" w:eastAsiaTheme="majorEastAsia" w:hAnsiTheme="majorHAnsi" w:cstheme="majorBidi"/>
+      <w:rFonts w:ascii="Arial" w:hAnsi="Arial" w:cs="Arial" w:eastAsia="Arial"/>
       <w:b/>
       <w:bCs/>
       <w:color w:val="4F81BD" w:themeColor="accent1"/>
@@ -14070,7 +14070,7 @@
     <w:uiPriority w:val="9"/>
     <w:rsid w:val="00FC693F"/>
     <w:rPr>
-      <w:rFonts w:asciiTheme="majorHAnsi" w:eastAsiaTheme="majorEastAsia" w:hAnsiTheme="majorHAnsi" w:cstheme="majorBidi"/>
+      <w:rFonts w:ascii="Arial" w:hAnsi="Arial" w:cs="Arial" w:eastAsia="Arial"/>
       <w:b/>
       <w:bCs/>
       <w:color w:val="4F81BD" w:themeColor="accent1"/>
@@ -14092,7 +14092,7 @@
       <w:contextualSpacing/>
     </w:pPr>
     <w:rPr>
-      <w:rFonts w:asciiTheme="majorHAnsi" w:eastAsiaTheme="majorEastAsia" w:hAnsiTheme="majorHAnsi" w:cstheme="majorBidi"/>
+      <w:rFonts w:ascii="Arial" w:hAnsi="Arial" w:cs="Arial" w:eastAsia="Arial"/>
       <w:color w:val="17365D" w:themeColor="text2" w:themeShade="BF"/>
       <w:spacing w:val="5"/>
       <w:kern w:val="28"/>
@@ -14107,7 +14107,7 @@
     <w:uiPriority w:val="10"/>
     <w:rsid w:val="00FC693F"/>
     <w:rPr>
-      <w:rFonts w:asciiTheme="majorHAnsi" w:eastAsiaTheme="majorEastAsia" w:hAnsiTheme="majorHAnsi" w:cstheme="majorBidi"/>
+      <w:rFonts w:ascii="Arial" w:hAnsi="Arial" w:cs="Arial" w:eastAsia="Arial"/>
       <w:color w:val="17365D" w:themeColor="text2" w:themeShade="BF"/>
       <w:spacing w:val="5"/>
       <w:kern w:val="28"/>
@@ -14129,7 +14129,7 @@
       </w:numPr>
     </w:pPr>
     <w:rPr>
-      <w:rFonts w:asciiTheme="majorHAnsi" w:eastAsiaTheme="majorEastAsia" w:hAnsiTheme="majorHAnsi" w:cstheme="majorBidi"/>
+      <w:rFonts w:ascii="Arial" w:hAnsi="Arial" w:cs="Arial" w:eastAsia="Arial"/>
       <w:i/>
       <w:iCs/>
       <w:color w:val="4F81BD" w:themeColor="accent1"/>
@@ -14145,7 +14145,7 @@
     <w:uiPriority w:val="11"/>
     <w:rsid w:val="00FC693F"/>
     <w:rPr>
-      <w:rFonts w:asciiTheme="majorHAnsi" w:eastAsiaTheme="majorEastAsia" w:hAnsiTheme="majorHAnsi" w:cstheme="majorBidi"/>
+      <w:rFonts w:ascii="Arial" w:hAnsi="Arial" w:cs="Arial" w:eastAsia="Arial"/>
       <w:i/>
       <w:iCs/>
       <w:color w:val="4F81BD" w:themeColor="accent1"/>
@@ -14392,7 +14392,7 @@
       </w:tabs>
     </w:pPr>
     <w:rPr>
-      <w:rFonts w:ascii="Courier" w:hAnsi="Courier"/>
+      <w:rFonts w:ascii="Arial" w:hAnsi="Arial" w:cs="Arial" w:eastAsia="Arial"/>
       <w:sz w:val="20"/>
       <w:szCs w:val="20"/>
     </w:rPr>
@@ -14404,7 +14404,7 @@
     <w:uiPriority w:val="99"/>
     <w:rsid w:val="0029639D"/>
     <w:rPr>
-      <w:rFonts w:ascii="Courier" w:hAnsi="Courier"/>
+      <w:rFonts w:ascii="Arial" w:hAnsi="Arial" w:cs="Arial" w:eastAsia="Arial"/>
       <w:sz w:val="20"/>
       <w:szCs w:val="20"/>
     </w:rPr>
@@ -14443,7 +14443,7 @@
     <w:semiHidden/>
     <w:rsid w:val="00FC693F"/>
     <w:rPr>
-      <w:rFonts w:asciiTheme="majorHAnsi" w:eastAsiaTheme="majorEastAsia" w:hAnsiTheme="majorHAnsi" w:cstheme="majorBidi"/>
+      <w:rFonts w:ascii="Arial" w:hAnsi="Arial" w:cs="Arial" w:eastAsia="Arial"/>
       <w:b/>
       <w:bCs/>
       <w:i/>
@@ -14459,7 +14459,7 @@
     <w:semiHidden/>
     <w:rsid w:val="00FC693F"/>
     <w:rPr>
-      <w:rFonts w:asciiTheme="majorHAnsi" w:eastAsiaTheme="majorEastAsia" w:hAnsiTheme="majorHAnsi" w:cstheme="majorBidi"/>
+      <w:rFonts w:ascii="Arial" w:hAnsi="Arial" w:cs="Arial" w:eastAsia="Arial"/>
       <w:color w:val="243F60" w:themeColor="accent1" w:themeShade="7F"/>
     </w:rPr>
   </w:style>
@@ -14471,7 +14471,7 @@
     <w:semiHidden/>
     <w:rsid w:val="00FC693F"/>
     <w:rPr>
-      <w:rFonts w:asciiTheme="majorHAnsi" w:eastAsiaTheme="majorEastAsia" w:hAnsiTheme="majorHAnsi" w:cstheme="majorBidi"/>
+      <w:rFonts w:ascii="Arial" w:hAnsi="Arial" w:cs="Arial" w:eastAsia="Arial"/>
       <w:i/>
       <w:iCs/>
       <w:color w:val="243F60" w:themeColor="accent1" w:themeShade="7F"/>
@@ -14485,7 +14485,7 @@
     <w:semiHidden/>
     <w:rsid w:val="00FC693F"/>
     <w:rPr>
-      <w:rFonts w:asciiTheme="majorHAnsi" w:eastAsiaTheme="majorEastAsia" w:hAnsiTheme="majorHAnsi" w:cstheme="majorBidi"/>
+      <w:rFonts w:ascii="Arial" w:hAnsi="Arial" w:cs="Arial" w:eastAsia="Arial"/>
       <w:i/>
       <w:iCs/>
       <w:color w:val="404040" w:themeColor="text1" w:themeTint="BF"/>
@@ -14499,7 +14499,7 @@
     <w:semiHidden/>
     <w:rsid w:val="00FC693F"/>
     <w:rPr>
-      <w:rFonts w:asciiTheme="majorHAnsi" w:eastAsiaTheme="majorEastAsia" w:hAnsiTheme="majorHAnsi" w:cstheme="majorBidi"/>
+      <w:rFonts w:ascii="Arial" w:hAnsi="Arial" w:cs="Arial" w:eastAsia="Arial"/>
       <w:color w:val="4F81BD" w:themeColor="accent1"/>
       <w:sz w:val="20"/>
       <w:szCs w:val="20"/>
@@ -14513,7 +14513,7 @@
     <w:semiHidden/>
     <w:rsid w:val="00FC693F"/>
     <w:rPr>
-      <w:rFonts w:asciiTheme="majorHAnsi" w:eastAsiaTheme="majorEastAsia" w:hAnsiTheme="majorHAnsi" w:cstheme="majorBidi"/>
+      <w:rFonts w:ascii="Arial" w:hAnsi="Arial" w:cs="Arial" w:eastAsia="Arial"/>
       <w:i/>
       <w:iCs/>
       <w:color w:val="404040" w:themeColor="text1" w:themeTint="BF"/>
@@ -16102,7 +16102,7 @@
         <w:spacing w:before="0" w:after="0" w:line="240" w:lineRule="auto"/>
       </w:pPr>
       <w:rPr>
-        <w:rFonts w:asciiTheme="majorHAnsi" w:eastAsiaTheme="majorEastAsia" w:hAnsiTheme="majorHAnsi" w:cstheme="majorBidi"/>
+        <w:rFonts w:ascii="Arial" w:hAnsi="Arial" w:cs="Arial" w:eastAsia="Arial"/>
         <w:b/>
         <w:bCs/>
       </w:rPr>
@@ -16123,7 +16123,7 @@
         <w:spacing w:before="0" w:after="0" w:line="240" w:lineRule="auto"/>
       </w:pPr>
       <w:rPr>
-        <w:rFonts w:asciiTheme="majorHAnsi" w:eastAsiaTheme="majorEastAsia" w:hAnsiTheme="majorHAnsi" w:cstheme="majorBidi"/>
+        <w:rFonts w:ascii="Arial" w:hAnsi="Arial" w:cs="Arial" w:eastAsia="Arial"/>
         <w:b/>
         <w:bCs/>
       </w:rPr>
@@ -16141,14 +16141,14 @@
     </w:tblStylePr>
     <w:tblStylePr w:type="firstCol">
       <w:rPr>
-        <w:rFonts w:asciiTheme="majorHAnsi" w:eastAsiaTheme="majorEastAsia" w:hAnsiTheme="majorHAnsi" w:cstheme="majorBidi"/>
+        <w:rFonts w:ascii="Arial" w:hAnsi="Arial" w:cs="Arial" w:eastAsia="Arial"/>
         <w:b/>
         <w:bCs/>
       </w:rPr>
     </w:tblStylePr>
     <w:tblStylePr w:type="lastCol">
       <w:rPr>
-        <w:rFonts w:asciiTheme="majorHAnsi" w:eastAsiaTheme="majorEastAsia" w:hAnsiTheme="majorHAnsi" w:cstheme="majorBidi"/>
+        <w:rFonts w:ascii="Arial" w:hAnsi="Arial" w:cs="Arial" w:eastAsia="Arial"/>
         <w:b/>
         <w:bCs/>
       </w:rPr>
@@ -16232,7 +16232,7 @@
         <w:spacing w:before="0" w:after="0" w:line="240" w:lineRule="auto"/>
       </w:pPr>
       <w:rPr>
-        <w:rFonts w:asciiTheme="majorHAnsi" w:eastAsiaTheme="majorEastAsia" w:hAnsiTheme="majorHAnsi" w:cstheme="majorBidi"/>
+        <w:rFonts w:ascii="Arial" w:hAnsi="Arial" w:cs="Arial" w:eastAsia="Arial"/>
         <w:b/>
         <w:bCs/>
       </w:rPr>
@@ -16253,7 +16253,7 @@
         <w:spacing w:before="0" w:after="0" w:line="240" w:lineRule="auto"/>
       </w:pPr>
       <w:rPr>
-        <w:rFonts w:asciiTheme="majorHAnsi" w:eastAsiaTheme="majorEastAsia" w:hAnsiTheme="majorHAnsi" w:cstheme="majorBidi"/>
+        <w:rFonts w:ascii="Arial" w:hAnsi="Arial" w:cs="Arial" w:eastAsia="Arial"/>
         <w:b/>
         <w:bCs/>
       </w:rPr>
@@ -16271,14 +16271,14 @@
     </w:tblStylePr>
     <w:tblStylePr w:type="firstCol">
       <w:rPr>
-        <w:rFonts w:asciiTheme="majorHAnsi" w:eastAsiaTheme="majorEastAsia" w:hAnsiTheme="majorHAnsi" w:cstheme="majorBidi"/>
+        <w:rFonts w:ascii="Arial" w:hAnsi="Arial" w:cs="Arial" w:eastAsia="Arial"/>
         <w:b/>
         <w:bCs/>
       </w:rPr>
     </w:tblStylePr>
     <w:tblStylePr w:type="lastCol">
       <w:rPr>
-        <w:rFonts w:asciiTheme="majorHAnsi" w:eastAsiaTheme="majorEastAsia" w:hAnsiTheme="majorHAnsi" w:cstheme="majorBidi"/>
+        <w:rFonts w:ascii="Arial" w:hAnsi="Arial" w:cs="Arial" w:eastAsia="Arial"/>
         <w:b/>
         <w:bCs/>
       </w:rPr>
@@ -16362,7 +16362,7 @@
         <w:spacing w:before="0" w:after="0" w:line="240" w:lineRule="auto"/>
       </w:pPr>
       <w:rPr>
-        <w:rFonts w:asciiTheme="majorHAnsi" w:eastAsiaTheme="majorEastAsia" w:hAnsiTheme="majorHAnsi" w:cstheme="majorBidi"/>
+        <w:rFonts w:ascii="Arial" w:hAnsi="Arial" w:cs="Arial" w:eastAsia="Arial"/>
         <w:b/>
         <w:bCs/>
       </w:rPr>
@@ -16383,7 +16383,7 @@
         <w:spacing w:before="0" w:after="0" w:line="240" w:lineRule="auto"/>
       </w:pPr>
       <w:rPr>
-        <w:rFonts w:asciiTheme="majorHAnsi" w:eastAsiaTheme="majorEastAsia" w:hAnsiTheme="majorHAnsi" w:cstheme="majorBidi"/>
+        <w:rFonts w:ascii="Arial" w:hAnsi="Arial" w:cs="Arial" w:eastAsia="Arial"/>
         <w:b/>
         <w:bCs/>
       </w:rPr>
@@ -16401,14 +16401,14 @@
     </w:tblStylePr>
     <w:tblStylePr w:type="firstCol">
       <w:rPr>
-        <w:rFonts w:asciiTheme="majorHAnsi" w:eastAsiaTheme="majorEastAsia" w:hAnsiTheme="majorHAnsi" w:cstheme="majorBidi"/>
+        <w:rFonts w:ascii="Arial" w:hAnsi="Arial" w:cs="Arial" w:eastAsia="Arial"/>
         <w:b/>
         <w:bCs/>
       </w:rPr>
     </w:tblStylePr>
     <w:tblStylePr w:type="lastCol">
       <w:rPr>
-        <w:rFonts w:asciiTheme="majorHAnsi" w:eastAsiaTheme="majorEastAsia" w:hAnsiTheme="majorHAnsi" w:cstheme="majorBidi"/>
+        <w:rFonts w:ascii="Arial" w:hAnsi="Arial" w:cs="Arial" w:eastAsia="Arial"/>
         <w:b/>
         <w:bCs/>
       </w:rPr>
@@ -16492,7 +16492,7 @@
         <w:spacing w:before="0" w:after="0" w:line="240" w:lineRule="auto"/>
       </w:pPr>
       <w:rPr>
-        <w:rFonts w:asciiTheme="majorHAnsi" w:eastAsiaTheme="majorEastAsia" w:hAnsiTheme="majorHAnsi" w:cstheme="majorBidi"/>
+        <w:rFonts w:ascii="Arial" w:hAnsi="Arial" w:cs="Arial" w:eastAsia="Arial"/>
         <w:b/>
         <w:bCs/>
       </w:rPr>
@@ -16513,7 +16513,7 @@
         <w:spacing w:before="0" w:after="0" w:line="240" w:lineRule="auto"/>
       </w:pPr>
       <w:rPr>
-        <w:rFonts w:asciiTheme="majorHAnsi" w:eastAsiaTheme="majorEastAsia" w:hAnsiTheme="majorHAnsi" w:cstheme="majorBidi"/>
+        <w:rFonts w:ascii="Arial" w:hAnsi="Arial" w:cs="Arial" w:eastAsia="Arial"/>
         <w:b/>
         <w:bCs/>
       </w:rPr>
@@ -16531,14 +16531,14 @@
     </w:tblStylePr>
     <w:tblStylePr w:type="firstCol">
       <w:rPr>
-        <w:rFonts w:asciiTheme="majorHAnsi" w:eastAsiaTheme="majorEastAsia" w:hAnsiTheme="majorHAnsi" w:cstheme="majorBidi"/>
+        <w:rFonts w:ascii="Arial" w:hAnsi="Arial" w:cs="Arial" w:eastAsia="Arial"/>
         <w:b/>
         <w:bCs/>
       </w:rPr>
     </w:tblStylePr>
     <w:tblStylePr w:type="lastCol">
       <w:rPr>
-        <w:rFonts w:asciiTheme="majorHAnsi" w:eastAsiaTheme="majorEastAsia" w:hAnsiTheme="majorHAnsi" w:cstheme="majorBidi"/>
+        <w:rFonts w:ascii="Arial" w:hAnsi="Arial" w:cs="Arial" w:eastAsia="Arial"/>
         <w:b/>
         <w:bCs/>
       </w:rPr>
@@ -16622,7 +16622,7 @@
         <w:spacing w:before="0" w:after="0" w:line="240" w:lineRule="auto"/>
       </w:pPr>
       <w:rPr>
-        <w:rFonts w:asciiTheme="majorHAnsi" w:eastAsiaTheme="majorEastAsia" w:hAnsiTheme="majorHAnsi" w:cstheme="majorBidi"/>
+        <w:rFonts w:ascii="Arial" w:hAnsi="Arial" w:cs="Arial" w:eastAsia="Arial"/>
         <w:b/>
         <w:bCs/>
       </w:rPr>
@@ -16643,7 +16643,7 @@
         <w:spacing w:before="0" w:after="0" w:line="240" w:lineRule="auto"/>
       </w:pPr>
       <w:rPr>
-        <w:rFonts w:asciiTheme="majorHAnsi" w:eastAsiaTheme="majorEastAsia" w:hAnsiTheme="majorHAnsi" w:cstheme="majorBidi"/>
+        <w:rFonts w:ascii="Arial" w:hAnsi="Arial" w:cs="Arial" w:eastAsia="Arial"/>
         <w:b/>
         <w:bCs/>
       </w:rPr>
@@ -16661,14 +16661,14 @@
     </w:tblStylePr>
     <w:tblStylePr w:type="firstCol">
       <w:rPr>
-        <w:rFonts w:asciiTheme="majorHAnsi" w:eastAsiaTheme="majorEastAsia" w:hAnsiTheme="majorHAnsi" w:cstheme="majorBidi"/>
+        <w:rFonts w:ascii="Arial" w:hAnsi="Arial" w:cs="Arial" w:eastAsia="Arial"/>
         <w:b/>
         <w:bCs/>
       </w:rPr>
     </w:tblStylePr>
     <w:tblStylePr w:type="lastCol">
       <w:rPr>
-        <w:rFonts w:asciiTheme="majorHAnsi" w:eastAsiaTheme="majorEastAsia" w:hAnsiTheme="majorHAnsi" w:cstheme="majorBidi"/>
+        <w:rFonts w:ascii="Arial" w:hAnsi="Arial" w:cs="Arial" w:eastAsia="Arial"/>
         <w:b/>
         <w:bCs/>
       </w:rPr>
@@ -16752,7 +16752,7 @@
         <w:spacing w:before="0" w:after="0" w:line="240" w:lineRule="auto"/>
       </w:pPr>
       <w:rPr>
-        <w:rFonts w:asciiTheme="majorHAnsi" w:eastAsiaTheme="majorEastAsia" w:hAnsiTheme="majorHAnsi" w:cstheme="majorBidi"/>
+        <w:rFonts w:ascii="Arial" w:hAnsi="Arial" w:cs="Arial" w:eastAsia="Arial"/>
         <w:b/>
         <w:bCs/>
       </w:rPr>
@@ -16773,7 +16773,7 @@
         <w:spacing w:before="0" w:after="0" w:line="240" w:lineRule="auto"/>
       </w:pPr>
       <w:rPr>
-        <w:rFonts w:asciiTheme="majorHAnsi" w:eastAsiaTheme="majorEastAsia" w:hAnsiTheme="majorHAnsi" w:cstheme="majorBidi"/>
+        <w:rFonts w:ascii="Arial" w:hAnsi="Arial" w:cs="Arial" w:eastAsia="Arial"/>
         <w:b/>
         <w:bCs/>
       </w:rPr>
@@ -16791,14 +16791,14 @@
     </w:tblStylePr>
     <w:tblStylePr w:type="firstCol">
       <w:rPr>
-        <w:rFonts w:asciiTheme="majorHAnsi" w:eastAsiaTheme="majorEastAsia" w:hAnsiTheme="majorHAnsi" w:cstheme="majorBidi"/>
+        <w:rFonts w:ascii="Arial" w:hAnsi="Arial" w:cs="Arial" w:eastAsia="Arial"/>
         <w:b/>
         <w:bCs/>
       </w:rPr>
     </w:tblStylePr>
     <w:tblStylePr w:type="lastCol">
       <w:rPr>
-        <w:rFonts w:asciiTheme="majorHAnsi" w:eastAsiaTheme="majorEastAsia" w:hAnsiTheme="majorHAnsi" w:cstheme="majorBidi"/>
+        <w:rFonts w:ascii="Arial" w:hAnsi="Arial" w:cs="Arial" w:eastAsia="Arial"/>
         <w:b/>
         <w:bCs/>
       </w:rPr>
@@ -16882,7 +16882,7 @@
         <w:spacing w:before="0" w:after="0" w:line="240" w:lineRule="auto"/>
       </w:pPr>
       <w:rPr>
-        <w:rFonts w:asciiTheme="majorHAnsi" w:eastAsiaTheme="majorEastAsia" w:hAnsiTheme="majorHAnsi" w:cstheme="majorBidi"/>
+        <w:rFonts w:ascii="Arial" w:hAnsi="Arial" w:cs="Arial" w:eastAsia="Arial"/>
         <w:b/>
         <w:bCs/>
       </w:rPr>
@@ -16903,7 +16903,7 @@
         <w:spacing w:before="0" w:after="0" w:line="240" w:lineRule="auto"/>
       </w:pPr>
       <w:rPr>
-        <w:rFonts w:asciiTheme="majorHAnsi" w:eastAsiaTheme="majorEastAsia" w:hAnsiTheme="majorHAnsi" w:cstheme="majorBidi"/>
+        <w:rFonts w:ascii="Arial" w:hAnsi="Arial" w:cs="Arial" w:eastAsia="Arial"/>
         <w:b/>
         <w:bCs/>
       </w:rPr>
@@ -16921,14 +16921,14 @@
     </w:tblStylePr>
     <w:tblStylePr w:type="firstCol">
       <w:rPr>
-        <w:rFonts w:asciiTheme="majorHAnsi" w:eastAsiaTheme="majorEastAsia" w:hAnsiTheme="majorHAnsi" w:cstheme="majorBidi"/>
+        <w:rFonts w:ascii="Arial" w:hAnsi="Arial" w:cs="Arial" w:eastAsia="Arial"/>
         <w:b/>
         <w:bCs/>
       </w:rPr>
     </w:tblStylePr>
     <w:tblStylePr w:type="lastCol">
       <w:rPr>
-        <w:rFonts w:asciiTheme="majorHAnsi" w:eastAsiaTheme="majorEastAsia" w:hAnsiTheme="majorHAnsi" w:cstheme="majorBidi"/>
+        <w:rFonts w:ascii="Arial" w:hAnsi="Arial" w:cs="Arial" w:eastAsia="Arial"/>
         <w:b/>
         <w:bCs/>
       </w:rPr>
@@ -18793,7 +18793,7 @@
     </w:tblPr>
     <w:tblStylePr w:type="firstRow">
       <w:rPr>
-        <w:rFonts w:asciiTheme="majorHAnsi" w:eastAsiaTheme="majorEastAsia" w:hAnsiTheme="majorHAnsi" w:cstheme="majorBidi"/>
+        <w:rFonts w:ascii="Arial" w:hAnsi="Arial" w:cs="Arial" w:eastAsia="Arial"/>
       </w:rPr>
       <w:tblPr/>
       <w:tcPr>
@@ -18877,7 +18877,7 @@
     </w:tblPr>
     <w:tblStylePr w:type="firstRow">
       <w:rPr>
-        <w:rFonts w:asciiTheme="majorHAnsi" w:eastAsiaTheme="majorEastAsia" w:hAnsiTheme="majorHAnsi" w:cstheme="majorBidi"/>
+        <w:rFonts w:ascii="Arial" w:hAnsi="Arial" w:cs="Arial" w:eastAsia="Arial"/>
       </w:rPr>
       <w:tblPr/>
       <w:tcPr>
@@ -18961,7 +18961,7 @@
     </w:tblPr>
     <w:tblStylePr w:type="firstRow">
       <w:rPr>
-        <w:rFonts w:asciiTheme="majorHAnsi" w:eastAsiaTheme="majorEastAsia" w:hAnsiTheme="majorHAnsi" w:cstheme="majorBidi"/>
+        <w:rFonts w:ascii="Arial" w:hAnsi="Arial" w:cs="Arial" w:eastAsia="Arial"/>
       </w:rPr>
       <w:tblPr/>
       <w:tcPr>
@@ -19045,7 +19045,7 @@
     </w:tblPr>
     <w:tblStylePr w:type="firstRow">
       <w:rPr>
-        <w:rFonts w:asciiTheme="majorHAnsi" w:eastAsiaTheme="majorEastAsia" w:hAnsiTheme="majorHAnsi" w:cstheme="majorBidi"/>
+        <w:rFonts w:ascii="Arial" w:hAnsi="Arial" w:cs="Arial" w:eastAsia="Arial"/>
       </w:rPr>
       <w:tblPr/>
       <w:tcPr>
@@ -19129,7 +19129,7 @@
     </w:tblPr>
     <w:tblStylePr w:type="firstRow">
       <w:rPr>
-        <w:rFonts w:asciiTheme="majorHAnsi" w:eastAsiaTheme="majorEastAsia" w:hAnsiTheme="majorHAnsi" w:cstheme="majorBidi"/>
+        <w:rFonts w:ascii="Arial" w:hAnsi="Arial" w:cs="Arial" w:eastAsia="Arial"/>
       </w:rPr>
       <w:tblPr/>
       <w:tcPr>
@@ -19213,7 +19213,7 @@
     </w:tblPr>
     <w:tblStylePr w:type="firstRow">
       <w:rPr>
-        <w:rFonts w:asciiTheme="majorHAnsi" w:eastAsiaTheme="majorEastAsia" w:hAnsiTheme="majorHAnsi" w:cstheme="majorBidi"/>
+        <w:rFonts w:ascii="Arial" w:hAnsi="Arial" w:cs="Arial" w:eastAsia="Arial"/>
       </w:rPr>
       <w:tblPr/>
       <w:tcPr>
@@ -19297,7 +19297,7 @@
     </w:tblPr>
     <w:tblStylePr w:type="firstRow">
       <w:rPr>
-        <w:rFonts w:asciiTheme="majorHAnsi" w:eastAsiaTheme="majorEastAsia" w:hAnsiTheme="majorHAnsi" w:cstheme="majorBidi"/>
+        <w:rFonts w:ascii="Arial" w:hAnsi="Arial" w:cs="Arial" w:eastAsia="Arial"/>
       </w:rPr>
       <w:tblPr/>
       <w:tcPr>
@@ -19362,7 +19362,7 @@
       <w:spacing w:after="0" w:line="240" w:lineRule="auto"/>
     </w:pPr>
     <w:rPr>
-      <w:rFonts w:asciiTheme="majorHAnsi" w:eastAsiaTheme="majorEastAsia" w:hAnsiTheme="majorHAnsi" w:cstheme="majorBidi"/>
+      <w:rFonts w:ascii="Arial" w:hAnsi="Arial" w:cs="Arial" w:eastAsia="Arial"/>
       <w:color w:val="000000" w:themeColor="text1"/>
     </w:rPr>
     <w:tblPr>
@@ -19490,7 +19490,7 @@
       <w:spacing w:after="0" w:line="240" w:lineRule="auto"/>
     </w:pPr>
     <w:rPr>
-      <w:rFonts w:asciiTheme="majorHAnsi" w:eastAsiaTheme="majorEastAsia" w:hAnsiTheme="majorHAnsi" w:cstheme="majorBidi"/>
+      <w:rFonts w:ascii="Arial" w:hAnsi="Arial" w:cs="Arial" w:eastAsia="Arial"/>
       <w:color w:val="000000" w:themeColor="text1"/>
     </w:rPr>
     <w:tblPr>
@@ -19618,7 +19618,7 @@
       <w:spacing w:after="0" w:line="240" w:lineRule="auto"/>
     </w:pPr>
     <w:rPr>
-      <w:rFonts w:asciiTheme="majorHAnsi" w:eastAsiaTheme="majorEastAsia" w:hAnsiTheme="majorHAnsi" w:cstheme="majorBidi"/>
+      <w:rFonts w:ascii="Arial" w:hAnsi="Arial" w:cs="Arial" w:eastAsia="Arial"/>
       <w:color w:val="000000" w:themeColor="text1"/>
     </w:rPr>
     <w:tblPr>
@@ -19746,7 +19746,7 @@
       <w:spacing w:after="0" w:line="240" w:lineRule="auto"/>
     </w:pPr>
     <w:rPr>
-      <w:rFonts w:asciiTheme="majorHAnsi" w:eastAsiaTheme="majorEastAsia" w:hAnsiTheme="majorHAnsi" w:cstheme="majorBidi"/>
+      <w:rFonts w:ascii="Arial" w:hAnsi="Arial" w:cs="Arial" w:eastAsia="Arial"/>
       <w:color w:val="000000" w:themeColor="text1"/>
     </w:rPr>
     <w:tblPr>
@@ -19874,7 +19874,7 @@
       <w:spacing w:after="0" w:line="240" w:lineRule="auto"/>
     </w:pPr>
     <w:rPr>
-      <w:rFonts w:asciiTheme="majorHAnsi" w:eastAsiaTheme="majorEastAsia" w:hAnsiTheme="majorHAnsi" w:cstheme="majorBidi"/>
+      <w:rFonts w:ascii="Arial" w:hAnsi="Arial" w:cs="Arial" w:eastAsia="Arial"/>
       <w:color w:val="000000" w:themeColor="text1"/>
     </w:rPr>
     <w:tblPr>
@@ -20002,7 +20002,7 @@
       <w:spacing w:after="0" w:line="240" w:lineRule="auto"/>
     </w:pPr>
     <w:rPr>
-      <w:rFonts w:asciiTheme="majorHAnsi" w:eastAsiaTheme="majorEastAsia" w:hAnsiTheme="majorHAnsi" w:cstheme="majorBidi"/>
+      <w:rFonts w:ascii="Arial" w:hAnsi="Arial" w:cs="Arial" w:eastAsia="Arial"/>
       <w:color w:val="000000" w:themeColor="text1"/>
     </w:rPr>
     <w:tblPr>
@@ -20130,7 +20130,7 @@
       <w:spacing w:after="0" w:line="240" w:lineRule="auto"/>
     </w:pPr>
     <w:rPr>
-      <w:rFonts w:asciiTheme="majorHAnsi" w:eastAsiaTheme="majorEastAsia" w:hAnsiTheme="majorHAnsi" w:cstheme="majorBidi"/>
+      <w:rFonts w:ascii="Arial" w:hAnsi="Arial" w:cs="Arial" w:eastAsia="Arial"/>
       <w:color w:val="000000" w:themeColor="text1"/>
     </w:rPr>
     <w:tblPr>
@@ -20769,7 +20769,7 @@
       <w:spacing w:after="0" w:line="240" w:lineRule="auto"/>
     </w:pPr>
     <w:rPr>
-      <w:rFonts w:asciiTheme="majorHAnsi" w:eastAsiaTheme="majorEastAsia" w:hAnsiTheme="majorHAnsi" w:cstheme="majorBidi"/>
+      <w:rFonts w:ascii="Arial" w:hAnsi="Arial" w:cs="Arial" w:eastAsia="Arial"/>
       <w:color w:val="000000" w:themeColor="text1"/>
     </w:rPr>
     <w:tblPr>
@@ -20894,7 +20894,7 @@
       <w:spacing w:after="0" w:line="240" w:lineRule="auto"/>
     </w:pPr>
     <w:rPr>
-      <w:rFonts w:asciiTheme="majorHAnsi" w:eastAsiaTheme="majorEastAsia" w:hAnsiTheme="majorHAnsi" w:cstheme="majorBidi"/>
+      <w:rFonts w:ascii="Arial" w:hAnsi="Arial" w:cs="Arial" w:eastAsia="Arial"/>
       <w:color w:val="000000" w:themeColor="text1"/>
     </w:rPr>
     <w:tblPr>
@@ -21019,7 +21019,7 @@
       <w:spacing w:after="0" w:line="240" w:lineRule="auto"/>
     </w:pPr>
     <w:rPr>
-      <w:rFonts w:asciiTheme="majorHAnsi" w:eastAsiaTheme="majorEastAsia" w:hAnsiTheme="majorHAnsi" w:cstheme="majorBidi"/>
+      <w:rFonts w:ascii="Arial" w:hAnsi="Arial" w:cs="Arial" w:eastAsia="Arial"/>
       <w:color w:val="000000" w:themeColor="text1"/>
     </w:rPr>
     <w:tblPr>
@@ -21144,7 +21144,7 @@
       <w:spacing w:after="0" w:line="240" w:lineRule="auto"/>
     </w:pPr>
     <w:rPr>
-      <w:rFonts w:asciiTheme="majorHAnsi" w:eastAsiaTheme="majorEastAsia" w:hAnsiTheme="majorHAnsi" w:cstheme="majorBidi"/>
+      <w:rFonts w:ascii="Arial" w:hAnsi="Arial" w:cs="Arial" w:eastAsia="Arial"/>
       <w:color w:val="000000" w:themeColor="text1"/>
     </w:rPr>
     <w:tblPr>
@@ -21269,7 +21269,7 @@
       <w:spacing w:after="0" w:line="240" w:lineRule="auto"/>
     </w:pPr>
     <w:rPr>
-      <w:rFonts w:asciiTheme="majorHAnsi" w:eastAsiaTheme="majorEastAsia" w:hAnsiTheme="majorHAnsi" w:cstheme="majorBidi"/>
+      <w:rFonts w:ascii="Arial" w:hAnsi="Arial" w:cs="Arial" w:eastAsia="Arial"/>
       <w:color w:val="000000" w:themeColor="text1"/>
     </w:rPr>
     <w:tblPr>
@@ -21394,7 +21394,7 @@
       <w:spacing w:after="0" w:line="240" w:lineRule="auto"/>
     </w:pPr>
     <w:rPr>
-      <w:rFonts w:asciiTheme="majorHAnsi" w:eastAsiaTheme="majorEastAsia" w:hAnsiTheme="majorHAnsi" w:cstheme="majorBidi"/>
+      <w:rFonts w:ascii="Arial" w:hAnsi="Arial" w:cs="Arial" w:eastAsia="Arial"/>
       <w:color w:val="000000" w:themeColor="text1"/>
     </w:rPr>
     <w:tblPr>
@@ -21519,7 +21519,7 @@
       <w:spacing w:after="0" w:line="240" w:lineRule="auto"/>
     </w:pPr>
     <w:rPr>
-      <w:rFonts w:asciiTheme="majorHAnsi" w:eastAsiaTheme="majorEastAsia" w:hAnsiTheme="majorHAnsi" w:cstheme="majorBidi"/>
+      <w:rFonts w:ascii="Arial" w:hAnsi="Arial" w:cs="Arial" w:eastAsia="Arial"/>
       <w:color w:val="000000" w:themeColor="text1"/>
     </w:rPr>
     <w:tblPr>
@@ -25472,7 +25472,7 @@
     </a:clrScheme>
     <a:fontScheme name="Office">
       <a:majorFont>
-        <a:latin typeface="Calibri"/>
+        <a:latin typeface="Arial"/>
         <a:ea typeface=""/>
         <a:cs typeface=""/>
         <a:font script="Jpan" typeface="ＭＳ ゴシック"/>
@@ -25507,7 +25507,7 @@
         <a:font script="Geor" typeface="Sylfaen"/>
       </a:majorFont>
       <a:minorFont>
-        <a:latin typeface="Cambria"/>
+        <a:latin typeface="Arial"/>
         <a:ea typeface=""/>
         <a:cs typeface=""/>
         <a:font script="Jpan" typeface="ＭＳ 明朝"/>

--- a/assets/worksheets/fourier-series/worksheet.docx
+++ b/assets/worksheets/fourier-series/worksheet.docx
@@ -1540,15 +1540,39 @@
     <w:pPr>
       <w:pStyle w:val="Header"/>
       <w:tabs>
-        <w:tab w:pos="10080" w:val="right"/>
+        <w:tab w:val="clear" w:pos="576"/>
+        <w:tab w:val="clear" w:pos="1152"/>
+        <w:tab w:val="clear" w:pos="1728"/>
+        <w:tab w:val="clear" w:pos="2304"/>
+        <w:tab w:val="clear" w:pos="2880"/>
+        <w:tab w:val="clear" w:pos="3456"/>
+        <w:tab w:val="clear" w:pos="4032"/>
+        <w:tab w:pos="9820" w:val="right"/>
       </w:tabs>
+      <w:spacing w:before="0" w:after="0" w:lineRule="exact" w:line="480"/>
+      <w:shd w:val="clear" w:fill="002855"/>
+      <w:pBdr>
+        <w:bottom w:val="single" w:sz="16" w:space="0" w:color="EEAA00"/>
+      </w:pBdr>
     </w:pPr>
     <w:r>
       <w:rPr>
-        <w:b/>
-        <w:color w:val="002855"/>
-      </w:rPr>
-      <w:t>WVU DSPIRA</w:t>
+        <w:rFonts w:ascii="Arial" w:hAnsi="Arial"/>
+        <w:b/>
+        <w:color w:val="FFFFFF"/>
+        <w:sz w:val="32"/>
+      </w:rPr>
+      <w:t xml:space="preserve">  WVU DSPIRA</w:t>
+    </w:r>
+    <w:r>
+      <w:rPr>
+        <w:rFonts w:ascii="Arial" w:hAnsi="Arial"/>
+        <w:b w:val="0"/>
+        <w:color w:val="FFFFFF"/>
+        <w:sz w:val="18"/>
+      </w:rPr>
+      <w:tab/>
+      <w:t>WEST VIRGINIA UNIVERSITY</w:t>
     </w:r>
   </w:p>
 </w:hdr>

--- a/assets/worksheets/fourier-series/worksheet.docx
+++ b/assets/worksheets/fourier-series/worksheet.docx
@@ -631,7 +631,7 @@
       </w:tabs>
     </w:pPr>
     <w:r>
-      <w:t>wvurail.org/dspira</w:t>
+      <w:t>rail.wvu.edu/dspira</w:t>
     </w:r>
     <w:r>
       <w:tab/>
